--- a/samples/01_简历_林小舟.docx
+++ b/samples/01_简历_林小舟.docx
@@ -65,7 +65,7 @@
     </w:p>
     <w:p>
       <w:r>
-        <w:t>软件著作权登记号：2025SR0484352</w:t>
+        <w:t>软件著作权登记号：2024SR1234567</w:t>
       </w:r>
     </w:p>
     <w:p>
